--- a/example_articles/setting/Unspecified/6.setting_Unspecified_Other_publisher.docx
+++ b/example_articles/setting/Unspecified/6.setting_Unspecified_Other_publisher.docx
@@ -27,17 +27,17 @@
     </w:p>
     <w:p>
       <w:r>
-        <w:t>Source File: Other publishers/Files (500) (27).DOCX</w:t>
+        <w:t>Source file: Other publishers/Files (500) (27).DOCX</w:t>
       </w:r>
     </w:p>
     <w:p>
       <w:r>
-        <w:t>Raw locations result: ['United Kingdom']</w:t>
+        <w:t>Raw locations result, 'locations': ['United Kingdom']</w:t>
       </w:r>
     </w:p>
     <w:p>
       <w:r>
-        <w:t>setting_stand_flat (Standardized): Unspecified</w:t>
+        <w:t>Standardized locations result, 'setting_stand_flat': Unspecified</w:t>
       </w:r>
     </w:p>
     <w:p>

--- a/example_articles/setting/Unspecified/6.setting_Unspecified_Other_publisher.docx
+++ b/example_articles/setting/Unspecified/6.setting_Unspecified_Other_publisher.docx
@@ -7,7 +7,7 @@
         <w:pStyle w:val="Heading1"/>
       </w:pPr>
       <w:r>
-        <w:t>No NYC 'News' means bad news</w:t>
+        <w:t>CBS hopes 'Doctor' can provide a cure</w:t>
       </w:r>
     </w:p>
     <w:p>
@@ -17,22 +17,22 @@
     </w:p>
     <w:p>
       <w:r>
-        <w:t>Date: 1990-11-20</w:t>
+        <w:t>Date: 1990-08-15</w:t>
       </w:r>
     </w:p>
     <w:p>
       <w:r>
-        <w:t>Section: NEWS; Pg. 7A; Statesline</w:t>
+        <w:t>Section: LIFE; Television</w:t>
       </w:r>
     </w:p>
     <w:p>
       <w:r>
-        <w:t>Source file: Other publishers/Files (500) (27).DOCX</w:t>
+        <w:t>Source file: Other publishers/Files (500) (19).DOCX</w:t>
       </w:r>
     </w:p>
     <w:p>
       <w:r>
-        <w:t>Raw locations result, 'locations': ['United Kingdom']</w:t>
+        <w:t>Raw locations result, 'locations': ['NA']</w:t>
       </w:r>
     </w:p>
     <w:p>
@@ -49,61 +49,39 @@
     </w:p>
     <w:p>
       <w:r>
-        <w:t>''It's like a death in the family … a tragedy.'' - Victor Navasky, 58, a New Yorker who is editor of The Nation magazine</w:t>
+        <w:t>CBS hopes Matt Frewer will be its Mork.</w:t>
         <w:br/>
-        <w:t xml:space="preserve"> </w:t>
+        <w:t>''We think Matt is the Robin Williams of the 1990s,'' says CBS Entertainment senior vice president Peter Tortorici. ''He's crazy, kinetic, unpredictable and unlike anyone else on TV.''</w:t>
         <w:br/>
-        <w:t xml:space="preserve"> NEW YORK - New York without the Daily News is like the city skyline without the Empire State Building.</w:t>
+        <w:t>Doctor, Doctor, starring Frewer (Max Headroom and Honey, I Shrunk the Kids) as wild and crazy medicine man Mike Stratford, returns to the airwaves Monday at 8: 30 p.m. EDT/PDT with a new episode. The show has aired as a midseason replacement twice, last time out at the strange 10: 30 p.m. Monday time slot.</w:t>
         <w:br/>
-        <w:t>Before the current, bitter 3-week-old strike, the city's biggest tabloid was a ritual read for many of the 1.1 million who bought it daily. On subways, it was a ubiquitous presence in the hands of straphangers. Now, it is a rarity.</w:t>
+        <w:t>''The way we look at it, Doctor is a new show,'' says executive producer/creator Norman Steinberg. ''Most people have never seen us before, even though we've done 17 shows.''</w:t>
         <w:br/>
-        <w:t>Even at New York's famous Horn &amp; Hardart Automat, next door to The Daily News Building on 42nd Street, no customers sipping coffee can be found poring over its black and white pages.</w:t>
+        <w:t>Back for fall, the Doctor will air on Mondays for three weeks - two new episodes and one repeat - and move to Wednesdays at 8: 30 EDT/PDT on Sept. 19.</w:t>
         <w:br/>
-        <w:t>The newspaper is still being printed. But throughout the city, newsdealers at sidewalk kiosks, booths and tobacco stores, intimidated by fears and threats of violence, have balked at selling New York's ''hometown paper.''</w:t>
+        <w:t>Ahead for this season:</w:t>
         <w:br/>
-        <w:t>Fear isn't unfounded. About 100 delivery trucks have been burned or otherwise damaged, newsstand locks glued shut and dozens of union members arrested.</w:t>
+        <w:t>- The partnership Stratford is in - he has three slightly saner</w:t>
         <w:br/>
-        <w:t>About 2,600 workers in nine unions remain out on strike, including 230 of 350 newsroom employees.</w:t>
+        <w:t>services on television and putting an espresso bar in the waiting room. Stratford is dead set against it.</w:t>
         <w:br/>
-        <w:t>Increasingly, the strike is less a strike than a dance of death, a slow, stubborn self-destructive labor-management pas de deux.</w:t>
+        <w:t>- The crazy doc gets a girlfriend. He'll start dating his yuppie colleague's sister, Leona, a psychiatrist who takes an office in their complex. The mother of an 8-year-old girl, she's just broken up with her husband and is totally neurotic over it.</w:t>
         <w:br/>
-        <w:t>There has been little negotiating, and a settlement is nowhere in sight. The Daily News says costly union work rules are at issue. The unions say they'll make concessions if the paper opens its books.</w:t>
+        <w:t>''We wanted to show another side of him, and see him interacting with the kid,'' says Doctor, Doctor co-executive producer David Frankel.</w:t>
         <w:br/>
-        <w:t>On the streets, the paper's absence is being felt even by those who didn't read it.</w:t>
+        <w:t>- Stratford will be hit with a malpractice suit.</w:t>
         <w:br/>
-        <w:t>''It's like a death in the family … a tragedy,'' says Victor Navasky, 58, editor of The Nation magazine. Brought up in a family that wouldn't read the paper because at the time it smeared leftist politicians, he later came to count on the tabloid for its columns and solid coverage of local news. Like many, he assumed it would be around forever.</w:t>
+        <w:t>Designed as an adult comedy, Doctor is now being paired with the new Lenny, a sitcom about a working-class family, in the so-called family hour.</w:t>
         <w:br/>
-        <w:t>Indeed, for those accustomed to seeing it, the paper's front page was as distinct and forceful a presence as the face of a parent or boisterous old aunt. Its pages were a concentrate of the city, written in the poetry of a grit that made obvious the inescapable - that New York is a city like no other.</w:t>
+        <w:t>CBS hopes Frewer's zaniness will appeal to kids and adults.</w:t>
         <w:br/>
-        <w:t>Of course, these days the snap is out of the city's fingers, the rhythm gone from its walk, New York's fiscal tap is running red ink, and its icons are in retreat. Ed Koch is 11 months out of office, Donald Trump toppled from his glitzy perch, George Steinbrenner booted from Yankee Stadium, Darryl Strawberry in flight to Los Angeles.</w:t>
+        <w:t>Even though they're looking to attract kids, Steinberg isn't making major creative changes.</w:t>
         <w:br/>
-        <w:t>And now the Daily News' best-known reporters and columnists, voices that helped the city think, have packed up their bylines for other papers and TV.</w:t>
+        <w:t>Stratford's brother happens to be gay, and that's not going to change. ''We deal openly with his lifestyle, because how can you ignore a fact of life?''</w:t>
         <w:br/>
-        <w:t>The strike also has New Yorkers at each others' throats. Some blame decades of union featherbedding and labor for economically killing the paper. Others say the paper's parent company, the Chicago-based Tribune Co., is a union-busting vampire sucking the blood of its workers.</w:t>
+        <w:t>The show won accolades from gay groups for an episode last season about homophobia.</w:t>
         <w:br/>
-        <w:t>On subway platforms, city dwellers argue loudly over the morality of buying the Daily News from homeless men whom management gives the papers to for free for risking their necks and putting up with abuse.</w:t>
-        <w:br/>
-        <w:t>''It's ugly,'' says Sidney Zion, a novelist and veteran of the press. ''The city feels naked without the News.''</w:t>
-        <w:br/>
-        <w:t>In the borough of Queens, the paper's blue-collar heartland, the Daily News is absent in bars like Breslin &amp; Sweeney's. Though it was a family tradition for many because it spoke their language chasing down stories of City Hall, the cops and the underworld, nostalgia for the paper has its limits. Sympathy for the working person, especially in tough times like these, runs deep.</w:t>
-        <w:br/>
-        <w:t>There are those like waitress Karen Jones, 27, who misses her horoscope and says she needs the paper's working-class want ads. Others in this city of immigrants, like Pakistani cab driver Fazlerab Khan, 49, miss it because ''it was easy to read.''</w:t>
-        <w:br/>
-        <w:t>Of course, other New York papers once seemed indispensable - the World, the Mirror, the Herald, the Journal and especially the Tribune.</w:t>
-        <w:br/>
-        <w:t>''Such is the fickleness of human nature,'' says New Yorker writer Brendan Gill. ''We got along without them.''</w:t>
-        <w:br/>
-        <w:t xml:space="preserve"> TEXT OF GRAPHIC</w:t>
-        <w:br/>
-        <w:t>'Daily News' in decline</w:t>
-        <w:br/>
-        <w:t xml:space="preserve"> Striking unions estimate New York Daily News circulation has dropped as low as 100,000 since the strike began Oct. 25. The newspaper says it is delivering about 200,000 papers to subscribers daily. Circulation as of Sept. 30: </w:t>
-        <w:br/>
-        <w:t>1 - Unaudited</w:t>
-        <w:br/>
-        <w:t>COMPLETE TEXT NOT AVAILABLE</w:t>
-        <w:br/>
-        <w:t>Source: Audit Bureau of Circulation</w:t>
+        <w:t>Steinberg attributes the show's strength to Frewer. ''TV is a personality medium, and people like Matt. Besides that, we take stories that have been done before, but always with a different take. It's skewed, and then Matt adds his particular brand of zaniness.''</w:t>
         <w:br/>
         <w:br/>
         <w:t>Graphic</w:t>
@@ -111,11 +89,11 @@
         <w:br/>
         <w:t xml:space="preserve"> </w:t>
         <w:br/>
-        <w:t>b/w, Julie Stacey, USA TODAY, Source: Audit Bureau of Circulation; PHOTO; b/w, Mark Lennihan, AP</w:t>
+        <w:t>PHOTO; b/w (Matt Frewer)</w:t>
         <w:br/>
         <w:t xml:space="preserve"> </w:t>
         <w:br/>
-        <w:t>CUTLINE: BITTER TOSS: Tom Pennacchio, of Local 3 of the Newspaper Guild of America, throws 'Daily News' papers into the air outside the newspaper's offices in midtown New York.</w:t>
+        <w:t>CUTLINE: FREWER: 'Doctor, Doctor' banks on his comedic talents.</w:t>
       </w:r>
     </w:p>
     <w:sectPr>

--- a/example_articles/setting/Unspecified/6.setting_Unspecified_Other_publisher.docx
+++ b/example_articles/setting/Unspecified/6.setting_Unspecified_Other_publisher.docx
@@ -7,7 +7,11 @@
         <w:pStyle w:val="Heading1"/>
       </w:pPr>
       <w:r>
-        <w:t>CBS hopes 'Doctor' can provide a cure</w:t>
+        <w:t>Chretien starts long goodbye;</w:t>
+        <w:br/>
+        <w:t>Canada's prime minister starred at a Liberal Party</w:t>
+        <w:br/>
+        <w:t>convention in which his successor will be picked.</w:t>
       </w:r>
     </w:p>
     <w:p>
@@ -17,22 +21,22 @@
     </w:p>
     <w:p>
       <w:r>
-        <w:t>Date: 1990-08-15</w:t>
+        <w:t>Date: 2003-11-14</w:t>
       </w:r>
     </w:p>
     <w:p>
       <w:r>
-        <w:t>Section: LIFE; Television</w:t>
+        <w:t>Section: NATIONAL; Pg. A06</w:t>
       </w:r>
     </w:p>
     <w:p>
       <w:r>
-        <w:t>Source file: Other publishers/Files (500) (19).DOCX</w:t>
+        <w:t>Source file: Other publishers/Files (500) (17).DOCX</w:t>
       </w:r>
     </w:p>
     <w:p>
       <w:r>
-        <w:t>Raw locations result, 'locations': ['NA']</w:t>
+        <w:t>Raw locations result, 'locations': ['Canada']</w:t>
       </w:r>
     </w:p>
     <w:p>
@@ -49,39 +53,31 @@
     </w:p>
     <w:p>
       <w:r>
-        <w:t>CBS hopes Matt Frewer will be its Mork.</w:t>
+        <w:t>A grateful Liberal Party told Jean Chretien au revoir last night with a star-filled tribute to thank the retiring prime minister for a 40-year political career capped by a decade as Canada's leader.</w:t>
         <w:br/>
-        <w:t>''We think Matt is the Robin Williams of the 1990s,'' says CBS Entertainment senior vice president Peter Tortorici. ''He's crazy, kinetic, unpredictable and unlike anyone else on TV.''</w:t>
+        <w:t>The celebration on the opening night of a convention to choose a new party leader, and by extension prime minister, overlooked divisions of the last two years from the rivalry between Chretien and his successor, former Finance Minister Paul Martin.</w:t>
         <w:br/>
-        <w:t>Doctor, Doctor, starring Frewer (Max Headroom and Honey, I Shrunk the Kids) as wild and crazy medicine man Mike Stratford, returns to the airwaves Monday at 8: 30 p.m. EDT/PDT with a new episode. The show has aired as a midseason replacement twice, last time out at the strange 10: 30 p.m. Monday time slot.</w:t>
+        <w:t>With Martin poised to be named Liberal leader today, the focus was on Chretien, who sat with his wife, Aline, in the crowd of 7,000 at the Air Canada Center for performances by young musicians, gospel singers, Celtic fiddlers, jazz great Oscar Peterson, and singer Paul Anka.</w:t>
         <w:br/>
-        <w:t>''The way we look at it, Doctor is a new show,'' says executive producer/creator Norman Steinberg. ''Most people have never seen us before, even though we've done 17 shows.''</w:t>
+        <w:t>In his final speech as party leader, Chretien, who turns 70 in January, focused on his accomplishments as one of Canada's most successful politicians, winner of every election he contested including three straight Parliament majorities for the Liberals.</w:t>
         <w:br/>
-        <w:t>Back for fall, the Doctor will air on Mondays for three weeks - two new episodes and one repeat - and move to Wednesdays at 8: 30 EDT/PDT on Sept. 19.</w:t>
+        <w:t>Ever the politician, he rallied his party against conservative parties trying to merge to form a united opposition in the next election.</w:t>
         <w:br/>
-        <w:t>Ahead for this season:</w:t>
+        <w:t>"Canadians should beware of those on the right who would weaken the national government because they do not believe in the role of government as an agent of good," he said to one of numerous standing ovations. "My friends, my fellow Canadians, my fellow Liberals, if you remember only one thing that I say tonight, remember this: We must never, ever lose our social conscience."</w:t>
         <w:br/>
-        <w:t>- The partnership Stratford is in - he has three slightly saner</w:t>
+        <w:t>He called Martin a great Liberal who will carry on the party tradition, a conciliatory gesture after their rivalry caused party infighting that almost led to a revolt last year intended to force Chretien from power.</w:t>
         <w:br/>
-        <w:t>services on television and putting an espresso bar in the waiting room. Stratford is dead set against it.</w:t>
+        <w:t>Martin has secured enough support for a first-ballot victory in today's leadership vote. Under Canada's political system, the head of the majority party in Parliament forms the government, meaning Martin can succeed Chretien without an election.</w:t>
         <w:br/>
-        <w:t>- The crazy doc gets a girlfriend. He'll start dating his yuppie colleague's sister, Leona, a psychiatrist who takes an office in their complex. The mother of an 8-year-old girl, she's just broken up with her husband and is totally neurotic over it.</w:t>
+        <w:t>He is expected to seek a fresh five-year mandate next spring instead of waiting to serve out the final two years of Chretien's term.</w:t>
         <w:br/>
-        <w:t>''We wanted to show another side of him, and see him interacting with the kid,'' says Doctor, Doctor co-executive producer David Frankel.</w:t>
+        <w:t>Still, it remains up to Chretien to formally retire. That is expected to happen early next year.</w:t>
         <w:br/>
-        <w:t>- Stratford will be hit with a malpractice suit.</w:t>
+        <w:t>In his speech, Chretien cited the triumphs of his 10 years in power - eliminating a huge budget deficit to promote consistent economic growth; withstanding the separatist aspirations in Quebec; asserting Canadian autonomy in the face of dominance by its superpower neighbor, the United States.</w:t>
         <w:br/>
-        <w:t>Designed as an adult comedy, Doctor is now being paired with the new Lenny, a sitcom about a working-class family, in the so-called family hour.</w:t>
+        <w:t>Lawrence Martin, who has written two biographies of Chretien, wrote a column in the Globe and Mail newspaper that called the prime minister, who grew up in a working-class town in Quebec, the Canadian version of Harry Truman.</w:t>
         <w:br/>
-        <w:t>CBS hopes Frewer's zaniness will appeal to kids and adults.</w:t>
-        <w:br/>
-        <w:t>Even though they're looking to attract kids, Steinberg isn't making major creative changes.</w:t>
-        <w:br/>
-        <w:t>Stratford's brother happens to be gay, and that's not going to change. ''We deal openly with his lifestyle, because how can you ignore a fact of life?''</w:t>
-        <w:br/>
-        <w:t>The show won accolades from gay groups for an episode last season about homophobia.</w:t>
-        <w:br/>
-        <w:t>Steinberg attributes the show's strength to Frewer. ''TV is a personality medium, and people like Matt. Besides that, we take stories that have been done before, but always with a different take. It's skewed, and then Matt adds his particular brand of zaniness.''</w:t>
+        <w:t>"As a character out of the give-'em-hell-Harry mode, Canada will probably never come closer to having its very own Harry Truman than it did with Jean Chretien," wrote Martin, who is no relation to Paul Martin.</w:t>
         <w:br/>
         <w:br/>
         <w:t>Graphic</w:t>
@@ -89,11 +85,9 @@
         <w:br/>
         <w:t xml:space="preserve"> </w:t>
         <w:br/>
-        <w:t>PHOTO; b/w (Matt Frewer)</w:t>
+        <w:t>PHOTO;</w:t>
         <w:br/>
-        <w:t xml:space="preserve"> </w:t>
-        <w:br/>
-        <w:t>CUTLINE: FREWER: 'Doctor, Doctor' banks on his comedic talents.</w:t>
+        <w:t>Jean Chretien has spent 40 years in politics.</w:t>
       </w:r>
     </w:p>
     <w:sectPr>

--- a/example_articles/setting/Unspecified/6.setting_Unspecified_Other_publisher.docx
+++ b/example_articles/setting/Unspecified/6.setting_Unspecified_Other_publisher.docx
@@ -7,11 +7,9 @@
         <w:pStyle w:val="Heading1"/>
       </w:pPr>
       <w:r>
-        <w:t>Chretien starts long goodbye;</w:t>
+        <w:t>HARD TIMES HAVE MORE IN VALLEY GOING HUNGRY;</w:t>
         <w:br/>
-        <w:t>Canada's prime minister starred at a Liberal Party</w:t>
-        <w:br/>
-        <w:t>convention in which his successor will be picked.</w:t>
+        <w:t>Scouting for Food takes on urgency because of economy</w:t>
       </w:r>
     </w:p>
     <w:p>
@@ -21,12 +19,12 @@
     </w:p>
     <w:p>
       <w:r>
-        <w:t>Date: 2003-11-14</w:t>
+        <w:t>Date: 2003-03-09</w:t>
       </w:r>
     </w:p>
     <w:p>
       <w:r>
-        <w:t>Section: NATIONAL; Pg. A06</w:t>
+        <w:t>Section: LOCAL; Pg. B1</w:t>
       </w:r>
     </w:p>
     <w:p>
@@ -36,7 +34,7 @@
     </w:p>
     <w:p>
       <w:r>
-        <w:t>Raw locations result, 'locations': ['Canada']</w:t>
+        <w:t>Raw locations result, 'locations': ['Ohio']</w:t>
       </w:r>
     </w:p>
     <w:p>
@@ -53,31 +51,31 @@
     </w:p>
     <w:p>
       <w:r>
-        <w:t>A grateful Liberal Party told Jean Chretien au revoir last night with a star-filled tribute to thank the retiring prime minister for a 40-year political career capped by a decade as Canada's leader.</w:t>
+        <w:t>DAYTON - Cub Scout Logan Wilson's tummy rumbled Saturday thanks to a harried morning with no time for a hearty breakfast. The experience, though short-lived for the Huber Heights scout, taught the 9-year-old that hunger can hurt.</w:t>
         <w:br/>
-        <w:t>The celebration on the opening night of a convention to choose a new party leader, and by extension prime minister, overlooked divisions of the last two years from the rivalry between Chretien and his successor, former Finance Minister Paul Martin.</w:t>
+        <w:t>"Hunger is not good," he said. "Donate food so children won't go hungry."</w:t>
         <w:br/>
-        <w:t>With Martin poised to be named Liberal leader today, the focus was on Chretien, who sat with his wife, Aline, in the crowd of 7,000 at the Air Canada Center for performances by young musicians, gospel singers, Celtic fiddlers, jazz great Oscar Peterson, and singer Paul Anka.</w:t>
+        <w:t>Logan joined about 5,000 Cub Scouts and Boy Scouts distributing 375,000 red Scouting for Food bags around the Miami Valley on Saturday morning. Next Saturday they'll return to collect the bags which they hope will be filled with non-perishable items for Miami Valley food pantries.</w:t>
         <w:br/>
-        <w:t>In his final speech as party leader, Chretien, who turns 70 in January, focused on his accomplishments as one of Canada's most successful politicians, winner of every election he contested including three straight Parliament majorities for the Liberals.</w:t>
+        <w:t>They're asking for cans of soup, beef stew, chili, canned fish, boxed food, baby food, cans of meat, vegetables and fruit, along with peanut butter, baby food and infant formula.</w:t>
         <w:br/>
-        <w:t>Ever the politician, he rallied his party against conservative parties trying to merge to form a united opposition in the next election.</w:t>
+        <w:t>Burma Rai, director of the American Red Cross Emergency Food Bank, said local pantries have seen a lot of new faces in the last six to seven months. Increased living expenses for heating and gasoline have caused a dramatic increase of those seeking help.</w:t>
         <w:br/>
-        <w:t>"Canadians should beware of those on the right who would weaken the national government because they do not believe in the role of government as an agent of good," he said to one of numerous standing ovations. "My friends, my fellow Canadians, my fellow Liberals, if you remember only one thing that I say tonight, remember this: We must never, ever lose our social conscience."</w:t>
+        <w:t>"We've seen more working-class folks who are slipping in their ability to keep up with the necessities of life," Rai said. "It's been very difficult. The economy is not in good shape and we're seeing people who have never been to a food pantry before coming in and asking how it works."</w:t>
         <w:br/>
-        <w:t>He called Martin a great Liberal who will carry on the party tradition, a conciliatory gesture after their rivalry caused party infighting that almost led to a revolt last year intended to force Chretien from power.</w:t>
+        <w:t>The food bank distributes about 1,500 tons of food each year to families and to local pantries. Scouting for Food plays a big role in meeting that need, Rai said.</w:t>
         <w:br/>
-        <w:t>Martin has secured enough support for a first-ballot victory in today's leadership vote. Under Canada's political system, the head of the majority party in Parliament forms the government, meaning Martin can succeed Chretien without an election.</w:t>
+        <w:t>For 16 years, the Boy Scouts of America Miami Valley Council - which serves youth in Darke, Miami, Montgomery, Preble and Shelby counties - has participated in the national program. For the past two years, they've also been joined by scouts in the Tecumseh Council with troops in Champaign, Clark, Clinton, Greene and Logan counties.</w:t>
         <w:br/>
-        <w:t>He is expected to seek a fresh five-year mandate next spring instead of waiting to serve out the final two years of Chretien's term.</w:t>
+        <w:t>Combined, the councils collected 78 tons of food last year, making this annual Scouting for Food drive the largest in the Miami Valley.</w:t>
         <w:br/>
-        <w:t>Still, it remains up to Chretien to formally retire. That is expected to happen early next year.</w:t>
+        <w:t>"You can help," Joseph A. Isherwood, Scouting for Food staff advisor, said. "You can make a difference.  The Boy Scouts of the Miami Valley are counting on your donation."</w:t>
         <w:br/>
-        <w:t>In his speech, Chretien cited the triumphs of his 10 years in power - eliminating a huge budget deficit to promote consistent economic growth; withstanding the separatist aspirations in Quebec; asserting Canadian autonomy in the face of dominance by its superpower neighbor, the United States.</w:t>
+        <w:t>For those who live in an area not serviced by a Scout pack or troop, or if a bag is not picked up March 15, food may be dropped off at Jiffy Lube locations in Montgomery, Clark or Greene counties.</w:t>
         <w:br/>
-        <w:t>Lawrence Martin, who has written two biographies of Chretien, wrote a column in the Globe and Mail newspaper that called the prime minister, who grew up in a working-class town in Quebec, the Canadian version of Harry Truman.</w:t>
+        <w:t>Darke, Miami, Preble and Shelby county residents may bring food to a local food pantry, or call the Miami Valley Boy Scout Council at 278-4825 for a participating community food bank.</w:t>
         <w:br/>
-        <w:t>"As a character out of the give-'em-hell-Harry mode, Canada will probably never come closer to having its very own Harry Truman than it did with Jean Chretien," wrote Martin, who is no relation to Paul Martin.</w:t>
+        <w:t xml:space="preserve">Contact Joanne Huist Smith at 225-2362 or joanne_smith@coxohio.com  </w:t>
         <w:br/>
         <w:br/>
         <w:t>Graphic</w:t>
@@ -85,9 +83,7 @@
         <w:br/>
         <w:t xml:space="preserve"> </w:t>
         <w:br/>
-        <w:t>PHOTO;</w:t>
-        <w:br/>
-        <w:t>Jean Chretien has spent 40 years in politics.</w:t>
+        <w:t>PHOTO, LOGAN WILSON, a 9-year-old Huber Heights Cub Scout, ties a plastic bag onto one of his neighbor's door handles as part of the Scouting for Food drive.,CREDIT: JUDITH WOLERT-MALDONADO/DAYTON DAILY NEWS</w:t>
       </w:r>
     </w:p>
     <w:sectPr>
